--- a/Documents/4.1_ADS508 Data Science Design Document_Assignment.docx
+++ b/Documents/4.1_ADS508 Data Science Design Document_Assignment.docx
@@ -1074,7 +1074,21 @@
             <w:rStyle w:val="Hyperlink"/>
             <w:lang w:eastAsia="ko-KR"/>
           </w:rPr>
-          <w:t>https://github.com/jsryu-git/ADS508_Final/blob/22caef8fb4a463c3028bae6f7dbea27615255b0d/ads508_module3_faye_jun.ipynb</w:t>
+          <w:t>https://github.com/jsryu-git/ADS508_Final/blob/22caef8fb4a463c3028bae6f7dbea276</w:t>
+        </w:r>
+        <w:r>
+          <w:rPr>
+            <w:rStyle w:val="Hyperlink"/>
+            <w:lang w:eastAsia="ko-KR"/>
+          </w:rPr>
+          <w:t>1</w:t>
+        </w:r>
+        <w:r>
+          <w:rPr>
+            <w:rStyle w:val="Hyperlink"/>
+            <w:lang w:eastAsia="ko-KR"/>
+          </w:rPr>
+          <w:t>5255b0d/ads508_module3_faye_jun.ipynb</w:t>
         </w:r>
       </w:hyperlink>
     </w:p>
@@ -1082,10 +1096,12 @@
       <w:pPr>
         <w:pStyle w:val="Heading3"/>
         <w:rPr>
+          <w:rFonts w:hint="eastAsia"/>
           <w:b/>
           <w:bCs/>
           <w:sz w:val="22"/>
           <w:szCs w:val="22"/>
+          <w:lang w:eastAsia="ko-KR"/>
         </w:rPr>
       </w:pPr>
       <w:bookmarkStart w:id="4" w:name="_heading=h.1t3h5sf"/>
@@ -1104,12 +1120,25 @@
       <w:r>
         <w:rPr>
           <w:rStyle w:val="CommentReference"/>
+          <w:rFonts w:hint="eastAsia"/>
           <w:b/>
           <w:bCs/>
           <w:sz w:val="22"/>
           <w:szCs w:val="22"/>
+          <w:lang w:eastAsia="ko-KR"/>
         </w:rPr>
         <w:commentReference w:id="5"/>
+      </w:r>
+      <w:r>
+        <w:rPr>
+          <w:rFonts w:hint="eastAsia"/>
+          <w:b/>
+          <w:bCs/>
+          <w:sz w:val="22"/>
+          <w:szCs w:val="22"/>
+          <w:lang w:eastAsia="ko-KR"/>
+        </w:rPr>
+        <w:t xml:space="preserve">  </w:t>
       </w:r>
     </w:p>
     <w:p>
@@ -1131,11 +1160,31 @@
         </w:numPr>
       </w:pPr>
       <w:r>
-        <w:t xml:space="preserve">The selection process focuses on variables that directly influence housing prices according to the economic theory of supply and demand. Selected features include region identifiers like RegionName and StateName, along with supply and demand indicators such as housing inventory levels and the market temperature index. The Zillow Home Value Index (ZHVI) serves as the primary </w:t>
+        <w:t xml:space="preserve">The feature selection process focuses on variables that influence housing prices based on supply and demand dynamics. Selected predictors include geographic identifiers such as </w:t>
+      </w:r>
+      <w:r>
+        <w:rPr>
+          <w:i/>
+          <w:iCs/>
+        </w:rPr>
+        <w:t>StateName</w:t>
+      </w:r>
+      <w:r>
+        <w:t xml:space="preserve"> and market indicators including housing inventory levels, market temperature index, and the Zillow Home Value Index (ZHVI). Lagged variables and percentage change features are also included to capture </w:t>
       </w:r>
       <w:r>
         <w:lastRenderedPageBreak/>
-        <w:t>target variable for prediction. The median sale price dataset is excluded from the primary model to avoid redundancy with the ZHVI, and metadata fields like RegionID are excluded from modeling but retained for data tracking.</w:t>
+        <w:t xml:space="preserve">temporal dependencies. In this study, median sale price is used as the target variable, while ZHVI is treated as a predictor to provide additional information on underlying housing value trends. Metadata fields such as </w:t>
+      </w:r>
+      <w:r>
+        <w:rPr>
+          <w:i/>
+          <w:iCs/>
+        </w:rPr>
+        <w:t>RegionID</w:t>
+      </w:r>
+      <w:r>
+        <w:t xml:space="preserve"> are excluded from modeling but retained for data integration and tracking.</w:t>
       </w:r>
     </w:p>
     <w:p>
@@ -1157,13 +1206,30 @@
         </w:numPr>
       </w:pPr>
       <w:r>
-        <w:t xml:space="preserve">To better capture market dynamics, new features are extracted and derived from </w:t>
-      </w:r>
-      <w:r>
-        <w:t>raw</w:t>
-      </w:r>
-      <w:r>
-        <w:t xml:space="preserve"> data. Time-based features, specifically the year and month, are extracted from date columns to allow the model to capture seasonal trends. Furthermore, lag features—such as the previous month's home values or inventory levels—are created to help the model learn temporal dependencies. Derived metrics, including month-over-month percentage changes in home values or inventory, are also utilized to reflect market momentum rather than relying solely on raw values.</w:t>
+        <w:t xml:space="preserve">New features are engineered to capture both temporal structure and market behavior. Time based variables such as </w:t>
+      </w:r>
+      <w:r>
+        <w:rPr>
+          <w:i/>
+          <w:iCs/>
+        </w:rPr>
+        <w:t>Year</w:t>
+      </w:r>
+      <w:r>
+        <w:t xml:space="preserve"> and </w:t>
+      </w:r>
+      <w:r>
+        <w:rPr>
+          <w:i/>
+          <w:iCs/>
+        </w:rPr>
+        <w:t>Month</w:t>
+      </w:r>
+      <w:r>
+        <w:t xml:space="preserve"> are extracted from the date field to capture seasonality. Lag features including prior month values for ZHVI, inventory, and market temperature are generated to incorporate temporal dependencies. Additionally, percentage change features are computed to reflect market momentum, enabling the model to learn relative changes rather than relying solely on absolute </w:t>
+      </w:r>
+      <w:r>
+        <w:t>values.</w:t>
       </w:r>
     </w:p>
     <w:p>
@@ -1185,7 +1251,30 @@
         </w:numPr>
       </w:pPr>
       <w:r>
-        <w:t>Because the Zillow datasets are initially structured in a wide format, they are transformed into a long format using reshaping techniques like the melt function. This transformation is necessary to align the datasets across time and enable merging based on region and date. Categorical variables, such as state or region, may be encoded using one-hot encoding if required by the chosen algorithm. Additionally, numerical features may be scaled or normalized, and date variables are decomposed into meaningful components like year and month to improve model interpretability.</w:t>
+        <w:t xml:space="preserve">The original datasets are structured in wide format and are transformed into long format using reshaping techniques such as the </w:t>
+      </w:r>
+      <w:r>
+        <w:rPr>
+          <w:i/>
+          <w:iCs/>
+        </w:rPr>
+        <w:t>melt</w:t>
+      </w:r>
+      <w:r>
+        <w:t xml:space="preserve"> function. This transformation allows consistent alignment across time and facilitates merging on region and date. Missing values in predictor variables are handled using forward and backward filling within each region to preserve temporal continuity. Categorical variables such as </w:t>
+      </w:r>
+      <w:r>
+        <w:rPr>
+          <w:i/>
+          <w:iCs/>
+        </w:rPr>
+        <w:t>StateName</w:t>
+      </w:r>
+      <w:r>
+        <w:t xml:space="preserve"> are encoded using one hot encoding within the modeling pipeline. Numerical features are not explicitly scaled due to the use of tree based models, which are not sensitive to feature scaling</w:t>
+      </w:r>
+      <w:r>
+        <w:t>.</w:t>
       </w:r>
     </w:p>
     <w:p>
@@ -1212,10 +1301,24 @@
       </w:pPr>
       <w:r>
         <w:rPr>
-          <w:rFonts w:hint="eastAsia"/>
-          <w:lang w:eastAsia="ko-KR"/>
-        </w:rPr>
-        <w:t xml:space="preserve">Our project uses regression to predict housing prices. Thus, traditional class imbalance is not a concern of ours; only the distribution of the target variable will be analyzed for skewness. </w:t>
+          <w:lang w:eastAsia="ko-KR"/>
+        </w:rPr>
+        <w:t>Because the task is a regression problem, class imbalance is not applicable. However, the distribution of the target variable is evaluated for skewness. Housing price data often exhibits right skew due to high value markets. While a logarithmic transformation was considered, the model is trained on the original scale to preserve interpretability of predictions.</w:t>
+      </w:r>
+    </w:p>
+    <w:p>
+      <w:pPr>
+        <w:numPr>
+          <w:ilvl w:val="0"/>
+          <w:numId w:val="11"/>
+        </w:numPr>
+      </w:pPr>
+      <w:r>
+        <w:rPr>
+          <w:rFonts w:hint="eastAsia"/>
+          <w:lang w:eastAsia="ko-KR"/>
+        </w:rPr>
+        <w:t>Splitting the Dataset:</w:t>
       </w:r>
     </w:p>
     <w:p>
@@ -1227,71 +1330,71 @@
       </w:pPr>
       <w:r>
         <w:rPr>
-          <w:rFonts w:hint="eastAsia"/>
-          <w:lang w:eastAsia="ko-KR"/>
-        </w:rPr>
-        <w:t xml:space="preserve">Extreme high-value housing markets can create significant </w:t>
-      </w:r>
-      <w:r>
-        <w:rPr>
-          <w:lang w:eastAsia="ko-KR"/>
-        </w:rPr>
-        <w:t>skews</w:t>
-      </w:r>
-      <w:r>
-        <w:rPr>
-          <w:rFonts w:hint="eastAsia"/>
-          <w:lang w:eastAsia="ko-KR"/>
-        </w:rPr>
-        <w:t xml:space="preserve"> in the data. If such skewness is observed, transformations like logarithmic scaling will be applied to the target variable to stabilize variance.</w:t>
-      </w:r>
-    </w:p>
-    <w:p>
-      <w:pPr>
-        <w:numPr>
-          <w:ilvl w:val="0"/>
-          <w:numId w:val="11"/>
-        </w:numPr>
-      </w:pPr>
-      <w:r>
-        <w:rPr>
-          <w:rFonts w:hint="eastAsia"/>
-          <w:lang w:eastAsia="ko-KR"/>
-        </w:rPr>
-        <w:t>Splitting the Dataset:</w:t>
-      </w:r>
-    </w:p>
-    <w:p>
-      <w:pPr>
-        <w:numPr>
-          <w:ilvl w:val="1"/>
-          <w:numId w:val="11"/>
-        </w:numPr>
-      </w:pPr>
-      <w:r>
-        <w:rPr>
-          <w:rFonts w:hint="eastAsia"/>
-          <w:lang w:eastAsia="ko-KR"/>
-        </w:rPr>
-        <w:t>The final dataset will be split into training and testing sets using 80% training and 20% testing ratio. Split is performed in a way that preserves the temporal order to respect the chronological nature of time-series data.</w:t>
-      </w:r>
-    </w:p>
-    <w:p>
-      <w:pPr>
-        <w:numPr>
-          <w:ilvl w:val="1"/>
-          <w:numId w:val="11"/>
-        </w:numPr>
-      </w:pPr>
-      <w:r>
-        <w:rPr>
-          <w:rFonts w:hint="eastAsia"/>
-          <w:lang w:eastAsia="ko-KR"/>
-        </w:rPr>
-        <w:t>Earlier time periods will be used for training. Latest observations will be reserved for testing. This approach will prevent data leakage from future information and reflect real-world forecasting scenarios more accurately.</w:t>
-      </w:r>
-    </w:p>
-    <w:p/>
+          <w:lang w:eastAsia="ko-KR"/>
+        </w:rPr>
+        <w:t>The dataset is split into training and testing sets using an 80 to 20 ratio. In the current implementation, a random split is applied using a fixed random state to ensure reproducibility. While a time based split was initially considered to preserve temporal ordering, the final model uses a random split for simplicity and consistency with standard regression workflows. This approach may introduce minor temporal leakage, which is acknowledged as a limitation</w:t>
+      </w:r>
+      <w:r>
+        <w:rPr>
+          <w:rFonts w:hint="eastAsia"/>
+          <w:lang w:eastAsia="ko-KR"/>
+        </w:rPr>
+        <w:t>.</w:t>
+      </w:r>
+    </w:p>
+    <w:p>
+      <w:pPr>
+        <w:rPr>
+          <w:lang w:eastAsia="ko-KR"/>
+        </w:rPr>
+      </w:pPr>
+      <w:r>
+        <w:rPr>
+          <w:rFonts w:hint="eastAsia"/>
+          <w:lang w:eastAsia="ko-KR"/>
+        </w:rPr>
+        <w:t xml:space="preserve">Link </w:t>
+      </w:r>
+      <w:r>
+        <w:rPr>
+          <w:rFonts w:hint="eastAsia"/>
+          <w:lang w:eastAsia="ko-KR"/>
+        </w:rPr>
+        <w:t xml:space="preserve">for Module 4: Data Cleaning: </w:t>
+      </w:r>
+      <w:hyperlink r:id="rId15" w:history="1">
+        <w:r>
+          <w:rPr>
+            <w:rStyle w:val="Hyperlink"/>
+            <w:lang w:eastAsia="ko-KR"/>
+          </w:rPr>
+          <w:t>https://github.com/jsryu-git/ADS508_Final/blob/a5c592c0d9b0fd2f912697fb0101b4326ce08d47/Module4_DataCleaning.ipynb</w:t>
+        </w:r>
+      </w:hyperlink>
+    </w:p>
+    <w:p>
+      <w:pPr>
+        <w:rPr>
+          <w:lang w:eastAsia="ko-KR"/>
+        </w:rPr>
+      </w:pPr>
+      <w:r>
+        <w:rPr>
+          <w:rFonts w:hint="eastAsia"/>
+          <w:lang w:eastAsia="ko-KR"/>
+        </w:rPr>
+        <w:t xml:space="preserve">Link for Module 4: Modeling: </w:t>
+      </w:r>
+      <w:hyperlink r:id="rId16" w:history="1">
+        <w:r>
+          <w:rPr>
+            <w:rStyle w:val="Hyperlink"/>
+            <w:lang w:eastAsia="ko-KR"/>
+          </w:rPr>
+          <w:t>https://github.com/jsryu-git/ADS508_Final/blob/a5c592c0d9b0fd2f912697fb0101b4326ce08d47/Module4_Modeling.ipynb</w:t>
+        </w:r>
+      </w:hyperlink>
+    </w:p>
     <w:p>
       <w:pPr>
         <w:pStyle w:val="Heading3"/>
@@ -1310,6 +1413,7 @@
           <w:sz w:val="22"/>
           <w:szCs w:val="22"/>
         </w:rPr>
+        <w:lastRenderedPageBreak/>
         <w:t>Model Training:</w:t>
       </w:r>
       <w:commentRangeEnd w:id="6"/>
@@ -1348,7 +1452,6 @@
         </w:numPr>
       </w:pPr>
       <w:r>
-        <w:lastRenderedPageBreak/>
         <w:t>Which algorithm will you be using?</w:t>
       </w:r>
     </w:p>
@@ -1556,7 +1659,6 @@
           <w:sz w:val="22"/>
           <w:szCs w:val="22"/>
         </w:rPr>
-        <w:lastRenderedPageBreak/>
         <w:t>Future Enhancements:</w:t>
       </w:r>
       <w:commentRangeEnd w:id="9"/>
@@ -1580,7 +1682,7 @@
     </w:p>
     <w:p/>
     <w:sectPr>
-      <w:headerReference w:type="default" r:id="rId15"/>
+      <w:headerReference w:type="default" r:id="rId17"/>
       <w:pgSz w:w="12240" w:h="15840"/>
       <w:pgMar w:top="1440" w:right="1440" w:bottom="1440" w:left="1440" w:header="720" w:footer="720" w:gutter="0"/>
       <w:pgNumType w:start="1"/>
@@ -1661,7 +1763,7 @@
 
 <file path=word/commentsExtended.xml><?xml version="1.0" encoding="utf-8"?>
 <w15:commentsEx xmlns:wpc="http://schemas.microsoft.com/office/word/2010/wordprocessingCanvas" xmlns:cx="http://schemas.microsoft.com/office/drawing/2014/chartex" xmlns:cx1="http://schemas.microsoft.com/office/drawing/2015/9/8/chartex" xmlns:cx2="http://schemas.microsoft.com/office/drawing/2015/10/21/chartex" xmlns:cx3="http://schemas.microsoft.com/office/drawing/2016/5/9/chartex" xmlns:cx4="http://schemas.microsoft.com/office/drawing/2016/5/10/chartex" xmlns:cx5="http://schemas.microsoft.com/office/drawing/2016/5/11/chartex" xmlns:cx6="http://schemas.microsoft.com/office/drawing/2016/5/12/chartex" xmlns:cx7="http://schemas.microsoft.com/office/drawing/2016/5/13/chartex" xmlns:cx8="http://schemas.microsoft.com/office/drawing/2016/5/14/chartex" xmlns:mc="http://schemas.openxmlformats.org/markup-compatibility/2006" xmlns:aink="http://schemas.microsoft.com/office/drawing/2016/ink" xmlns:am3d="http://schemas.microsoft.com/office/drawing/2017/model3d" xmlns:o="urn:schemas-microsoft-com:office:office" xmlns:oel="http://schemas.microsoft.com/office/2019/extlst" xmlns:r="http://schemas.openxmlformats.org/officeDocument/2006/relationships" xmlns:m="http://schemas.openxmlformats.org/officeDocument/2006/math" xmlns:v="urn:schemas-microsoft-com:vml" xmlns:wp14="http://schemas.microsoft.com/office/word/2010/wordprocessingDrawing" xmlns:wp="http://schemas.openxmlformats.org/drawingml/2006/wordprocessingDrawing" xmlns:w10="urn:schemas-microsoft-com:office:word" xmlns:w="http://schemas.openxmlformats.org/wordprocessingml/2006/main" xmlns:w14="http://schemas.microsoft.com/office/word/2010/wordml" xmlns:w15="http://schemas.microsoft.com/office/word/2012/wordml" xmlns:w16cex="http://schemas.microsoft.com/office/word/2018/wordml/cex" xmlns:w16cid="http://schemas.microsoft.com/office/word/2016/wordml/cid" xmlns:w16="http://schemas.microsoft.com/office/word/2018/wordml" xmlns:w16du="http://schemas.microsoft.com/office/word/2023/wordml/word16du" xmlns:w16sdtdh="http://schemas.microsoft.com/office/word/2020/wordml/sdtdatahash" xmlns:w16sdtfl="http://schemas.microsoft.com/office/word/2024/wordml/sdtformatlock" xmlns:w16se="http://schemas.microsoft.com/office/word/2015/wordml/symex" xmlns:wpg="http://schemas.microsoft.com/office/word/2010/wordprocessingGroup" xmlns:wpi="http://schemas.microsoft.com/office/word/2010/wordprocessingInk" xmlns:wne="http://schemas.microsoft.com/office/word/2006/wordml" xmlns:wps="http://schemas.microsoft.com/office/word/2010/wordprocessingShape" mc:Ignorable="w14 w15 w16se w16cid w16 w16cex w16sdtdh w16sdtfl w16du wp14">
-  <w15:commentEx w15:paraId="5561A2A4" w15:done="0"/>
+  <w15:commentEx w15:paraId="5561A2A4" w15:done="1"/>
   <w15:commentEx w15:paraId="4E23440E" w15:done="0"/>
   <w15:commentEx w15:paraId="566A9DAA" w15:done="1"/>
   <w15:commentEx w15:paraId="0F483B6B" w15:done="0"/>
@@ -3686,6 +3788,18 @@
       <w:szCs w:val="20"/>
     </w:rPr>
   </w:style>
+  <w:style w:type="character" w:styleId="FollowedHyperlink">
+    <w:name w:val="FollowedHyperlink"/>
+    <w:basedOn w:val="DefaultParagraphFont"/>
+    <w:uiPriority w:val="99"/>
+    <w:semiHidden/>
+    <w:unhideWhenUsed/>
+    <w:rsid w:val="00F45E7E"/>
+    <w:rPr>
+      <w:color w:val="800080" w:themeColor="followedHyperlink"/>
+      <w:u w:val="single"/>
+    </w:rPr>
+  </w:style>
 </w:styles>
 </file>
 
